--- a/en/wisdom-stories/two-bowls-of-water.docx
+++ b/en/wisdom-stories/two-bowls-of-water.docx
@@ -4,120 +4,88 @@
   <w:body>
     <w:p>
       <w:pPr>
-        <w:spacing w:before="0" w:after="60"/>
-        <w:jc w:val="left"/>
+        <w:pStyle w:val="Title"/>
       </w:pPr>
       <w:r>
-        <w:rPr>
-          <w:rFonts w:ascii="Arial" w:hAnsi="Arial" w:eastAsia="Arial"/>
-          <w:i w:val="0"/>
-          <w:color w:val="000000"/>
-          <w:sz w:val="52"/>
-        </w:rPr>
         <w:t>Two Cups of Water</w:t>
       </w:r>
     </w:p>
     <w:p>
-      <w:pPr>
-        <w:jc w:val="left"/>
-      </w:pPr>
+      <w:pPr/>
       <w:r>
-        <w:rPr>
-          <w:rFonts w:ascii="Arial" w:hAnsi="Arial" w:eastAsia="Arial"/>
-          <w:i w:val="0"/>
-          <w:color w:val="000000"/>
-          <w:sz w:val="22"/>
-        </w:rPr>
-        <w:t>In ancient times, there was a ruler who was famous for his wealth. This ruler would take a part of his wealth with him wherever he went and boast about it. The ruler had a wise teacher whom he trusted the most. One day, the ruler asked him: “You are a wise man. Tell me, what do you think of my rule and wealth?”</w:t>
+        <w:t>A wealthy ruler liked to travel with some of his treasure and show it off. One day, he asked his trusted teacher, “What do you think of my power and riches?”</w:t>
+      </w:r>
+    </w:p>
+    <w:p>
+      <w:pPr/>
+      <w:r>
+        <w:t>“Imagine you are dying of thirst in a desert,” the teacher said. “Would you give half your wealth for a cup of water?”</w:t>
       </w:r>
     </w:p>
     <w:p>
       <w:pPr>
-        <w:jc w:val="left"/>
+        <w:spacing w:after="80"/>
       </w:pPr>
       <w:r>
-        <w:rPr>
-          <w:rFonts w:ascii="Arial" w:hAnsi="Arial" w:eastAsia="Arial"/>
-          <w:i w:val="0"/>
-          <w:color w:val="000000"/>
-          <w:sz w:val="22"/>
-        </w:rPr>
-        <w:t>The wise man looked into the ruler’s eyes and said: “Suppose, my ruler, you are in a very hot, endless desert. Would you give half of your wealth to someone who gives you a cup of water so that you don’t die?” “Of course I will,” the ruler replied. The wise man said: “Suppose, after a while, your thirst increased a little. Would you give the other half of your wealth for the next cup of water?” The ruler thought for a moment and said: “Of course I would give it to you so that you don’t die.”</w:t>
+        <w:t>“Of course.”</w:t>
       </w:r>
     </w:p>
     <w:p>
       <w:pPr>
-        <w:jc w:val="left"/>
+        <w:spacing w:after="80"/>
       </w:pPr>
       <w:r>
-        <w:rPr>
-          <w:rFonts w:ascii="Arial" w:hAnsi="Arial" w:eastAsia="Arial"/>
-          <w:i w:val="0"/>
-          <w:color w:val="000000"/>
-          <w:sz w:val="22"/>
-        </w:rPr>
-        <w:t>The wise man smiled and said: “My lord, do not boast too much, for the value of your wealth is only two pots of water.”</w:t>
+        <w:t>“And if the thirst returned, would you give the other half for another cup?”</w:t>
       </w:r>
     </w:p>
     <w:p>
       <w:pPr>
-        <w:pStyle w:val="Moral"/>
-        <w:keepNext/>
-        <w:keepLines/>
-        <w:widowControl/>
-        <w:spacing w:before="240" w:after="180" w:line="283" w:lineRule="auto"/>
-        <w:ind w:left="240" w:right="240"/>
-        <w:jc w:val="left"/>
-        <w:pBdr>
-          <w:top w:val="single" w:sz="8" w:space="7" w:color="E8D59A"/>
-          <w:left w:val="single" w:sz="32" w:space="11" w:color="C6A23A"/>
-          <w:bottom w:val="single" w:sz="8" w:space="7" w:color="E8D59A"/>
-          <w:right w:val="single" w:sz="8" w:space="11" w:color="E8D59A"/>
-        </w:pBdr>
-        <w:shd w:val="clear" w:color="auto" w:fill="FFF8E1"/>
+        <w:spacing w:after="80"/>
       </w:pPr>
       <w:r>
-        <w:rPr>
-          <w:rFonts w:ascii="Arial" w:hAnsi="Arial" w:eastAsia="Arial" w:cs="Arial"/>
-          <w:b/>
-          <w:i w:val="0"/>
-          <w:color w:val="9A7417"/>
-          <w:sz w:val="22"/>
-        </w:rPr>
-        <w:t xml:space="preserve">Moral: </w:t>
-      </w:r>
-      <w:r>
-        <w:rPr>
-          <w:rFonts w:ascii="Arial" w:hAnsi="Arial" w:eastAsia="Arial" w:cs="Arial"/>
-          <w:b w:val="0"/>
-          <w:i w:val="0"/>
-          <w:color w:val="3F3826"/>
-          <w:sz w:val="22"/>
-        </w:rPr>
-        <w:t>The value of wealth depends on the circumstances: in the desert, all your wealth is worth only two pots of water. Do not boast about your wealth - its value is fleeting.</w:t>
+        <w:t>“To stay alive, yes.”</w:t>
       </w:r>
     </w:p>
     <w:p>
       <w:pPr>
+        <w:keepNext/>
+        <w:spacing w:after="80"/>
+      </w:pPr>
+      <w:r>
+        <w:t>“Then do not boast too much,” the teacher said. “All your wealth is worth just two cups of water.”</w:t>
+      </w:r>
+    </w:p>
+    <w:p>
+      <w:pPr>
+        <w:keepNext/>
         <w:keepLines/>
-        <w:widowControl/>
-        <w:spacing w:before="60" w:after="0" w:line="240" w:lineRule="auto"/>
-        <w:jc w:val="right"/>
+        <w:spacing w:before="160"/>
       </w:pPr>
       <w:r>
         <w:rPr>
-          <w:rFonts w:ascii="Arial" w:hAnsi="Arial" w:eastAsia="Arial" w:cs="Arial"/>
-          <w:b w:val="0"/>
+          <w:b/>
+        </w:rPr>
+        <w:t>Moral:</w:t>
+      </w:r>
+      <w:r>
+        <w:t xml:space="preserve"> The value of riches depends on what we need. In a desert, water can be worth more than a treasury.</w:t>
+      </w:r>
+    </w:p>
+    <w:p>
+      <w:pPr>
+        <w:spacing w:after="80"/>
+      </w:pPr>
+      <w:r>
+        <w:rPr>
           <w:i/>
-          <w:color w:val="8A7950"/>
-          <w:sz w:val="17"/>
+          <w:sz w:val="18"/>
         </w:rPr>
-        <w:t>The story was obtained from open Internet sources.</w:t>
+        <w:t>Source: Publicly available internet sources.</w:t>
       </w:r>
     </w:p>
     <w:sectPr>
       <w:pgSz w:w="12240" w:h="15840"/>
-      <w:pgMar w:top="1440" w:right="1440" w:bottom="1440" w:left="1440" w:header="708" w:footer="708" w:gutter="0"/>
+      <w:pgMar w:top="1080" w:right="1224" w:bottom="1080" w:left="1224" w:header="720" w:footer="720" w:gutter="0"/>
       <w:cols w:space="720"/>
       <w:docGrid w:linePitch="360"/>
     </w:sectPr>
@@ -489,12 +457,14 @@
     <w:qFormat/>
     <w:rsid w:val="00FC693F"/>
     <w:pPr>
-      <w:spacing w:before="0" w:after="160" w:line="276" w:lineRule="auto"/>
+      <w:widowControl/>
+      <w:spacing w:after="120" w:line="259" w:lineRule="auto"/>
     </w:pPr>
     <w:rPr>
-      <w:rFonts w:ascii="Arial" w:hAnsi="Arial" w:eastAsia="Arial"/>
+      <w:rFonts w:ascii="Arial" w:hAnsi="Arial"/>
       <w:color w:val="000000"/>
       <w:sz w:val="22"/>
+      <w:lang w:val="en-US"/>
     </w:rPr>
   </w:style>
   <w:style w:type="paragraph" w:styleId="Header">
@@ -838,18 +808,17 @@
     <w:qFormat/>
     <w:rsid w:val="00FC693F"/>
     <w:pPr>
-      <w:pBdr>
-        <w:bottom w:val="single" w:sz="8" w:space="4" w:color="4F81BD" w:themeColor="accent1"/>
-      </w:pBdr>
-      <w:spacing w:after="300" w:line="240" w:lineRule="auto"/>
+      <w:keepNext/>
+      <w:spacing w:after="280" w:line="240" w:lineRule="auto"/>
       <w:contextualSpacing/>
     </w:pPr>
     <w:rPr>
-      <w:rFonts w:asciiTheme="majorHAnsi" w:eastAsiaTheme="majorEastAsia" w:hAnsiTheme="majorHAnsi" w:cstheme="majorBidi"/>
-      <w:color w:val="17365D" w:themeColor="text2" w:themeShade="BF"/>
+      <w:rFonts w:asciiTheme="majorHAnsi" w:eastAsiaTheme="majorEastAsia" w:hAnsiTheme="majorHAnsi" w:cstheme="majorBidi" w:ascii="Arial" w:hAnsi="Arial"/>
+      <w:b/>
+      <w:color w:val="000000"/>
       <w:spacing w:val="5"/>
       <w:kern w:val="28"/>
-      <w:sz w:val="52"/>
+      <w:sz w:val="34"/>
       <w:szCs w:val="52"/>
     </w:rPr>
   </w:style>
@@ -1325,9 +1294,6 @@
     <w:qFormat/>
     <w:rsid w:val="00FC693F"/>
     <w:pPr>
-      <w:pBdr>
-        <w:bottom w:val="single" w:sz="4" w:space="4" w:color="4F81BD" w:themeColor="accent1"/>
-      </w:pBdr>
       <w:spacing w:before="200" w:after="280"/>
       <w:ind w:left="936" w:right="936"/>
     </w:pPr>
@@ -12178,18 +12144,6 @@
         <w:shd w:val="clear" w:color="auto" w:fill="FBCAA2" w:themeFill="accent6" w:themeFillTint="7F"/>
       </w:tcPr>
     </w:tblStylePr>
-  </w:style>
-  <w:style w:type="paragraph" w:customStyle="1" w:styleId="Moral">
-    <w:name w:val="Moral"/>
-    <w:basedOn w:val="Normal"/>
-    <w:pPr>
-      <w:spacing w:before="160" w:after="0" w:line="276" w:lineRule="auto"/>
-    </w:pPr>
-    <w:rPr>
-      <w:rFonts w:ascii="Arial" w:hAnsi="Arial" w:eastAsia="Arial"/>
-      <w:i/>
-      <w:sz w:val="22"/>
-    </w:rPr>
   </w:style>
 </w:styles>
 </file>

--- a/en/wisdom-stories/two-bowls-of-water.docx
+++ b/en/wisdom-stories/two-bowls-of-water.docx
@@ -13,13 +13,13 @@
     <w:p>
       <w:pPr/>
       <w:r>
-        <w:t>A wealthy ruler liked to travel with some of his treasure and show it off. One day, he asked his trusted teacher, “What do you think of my power and riches?”</w:t>
+        <w:t>In ancient times there was a ruler famous for his wealth. Wherever he went, he took part of his wealth with him and boasted by showing it off. He had a wise teacher whom he trusted most of all. One day he asked him, “You are a man who has seen the world. Tell me, what do you think of my rule and my wealth?”</w:t>
       </w:r>
     </w:p>
     <w:p>
       <w:pPr/>
       <w:r>
-        <w:t>“Imagine you are dying of thirst in a desert,” the teacher said. “Would you give half your wealth for a cup of water?”</w:t>
+        <w:t>Looking into the ruler’s eyes, the wise man said, “Suppose, my lord, you are in a very hot, boundless desert. Would you give half your wealth to someone who gave you a cup of water, so that you would not die?”</w:t>
       </w:r>
     </w:p>
     <w:p>
@@ -35,7 +35,7 @@
         <w:spacing w:after="80"/>
       </w:pPr>
       <w:r>
-        <w:t>“And if the thirst returned, would you give the other half for another cup?”</w:t>
+        <w:t>“And if, after a while, your thirst grew still worse, would you give the other half for another cup?”</w:t>
       </w:r>
     </w:p>
     <w:p>
@@ -52,7 +52,7 @@
         <w:spacing w:after="80"/>
       </w:pPr>
       <w:r>
-        <w:t>“Then do not boast too much,” the teacher said. “All your wealth is worth just two cups of water.”</w:t>
+        <w:t>“Then do not boast too much,” the wise man said with a smile. “All your wealth is worth just two cups of water.”</w:t>
       </w:r>
     </w:p>
     <w:p>
@@ -65,11 +65,9 @@
         <w:rPr>
           <w:b/>
         </w:rPr>
-        <w:t>Moral:</w:t>
+        <w:t>Moral: The value of riches depends on the circumstances. In the desert, all your wealth is worth only two vessels of water. Do not boast of it — its value does not last.</w:t>
       </w:r>
-      <w:r>
-        <w:t xml:space="preserve"> The value of riches depends on what we need. In a desert, water can be worth more than a treasury.</w:t>
-      </w:r>
+      <w:r/>
     </w:p>
     <w:p>
       <w:pPr>
@@ -80,7 +78,7 @@
           <w:i/>
           <w:sz w:val="18"/>
         </w:rPr>
-        <w:t>Source: Publicly available internet sources.</w:t>
+        <w:t>Stories are taken from open Internet sources; illustrations were created with AI.</w:t>
       </w:r>
     </w:p>
     <w:sectPr>
